--- a/docs/paper_final/cover_letter.docx
+++ b/docs/paper_final/cover_letter.docx
@@ -190,55 +190,19 @@
         <w:t xml:space="preserve"> </w:t>
       </w:r>
       <w:r>
-        <w:t xml:space="preserve">graph is a core cheminformatics task, but every state-of-the-art</w:t>
-      </w:r>
-      <w:r>
-        <w:t xml:space="preserve"> </w:t>
-      </w:r>
-      <w:r>
-        <w:t xml:space="preserve">predictor is trained on atom-assigned spectra, where each example</w:t>
-      </w:r>
-      <w:r>
-        <w:t xml:space="preserve"> </w:t>
-      </w:r>
-      <w:r>
-        <w:t xml:space="preserve">specifies which atom produced which peak. Atom assignment is the</w:t>
-      </w:r>
-      <w:r>
-        <w:t xml:space="preserve"> </w:t>
-      </w:r>
-      <w:r>
-        <w:t xml:space="preserve">slow, expensive part of NMR data curation, which is why most of the</w:t>
-      </w:r>
-      <w:r>
-        <w:t xml:space="preserve"> </w:t>
-      </w:r>
-      <w:r>
-        <w:t xml:space="preserve">spectral information in the published literature never enters a</w:t>
-      </w:r>
-      <w:r>
-        <w:t xml:space="preserve"> </w:t>
-      </w:r>
-      <w:r>
-        <w:t xml:space="preserve">training set. Two-dimensional HSQC peak lists, by contrast, appear</w:t>
-      </w:r>
-      <w:r>
-        <w:t xml:space="preserve"> </w:t>
-      </w:r>
-      <w:r>
-        <w:t xml:space="preserve">in nearly every modern organic-chemistry paper, pair directly-bonded</w:t>
-      </w:r>
-      <w:r>
-        <w:t xml:space="preserve"> </w:t>
-      </w:r>
-      <w:r>
-        <w:t xml:space="preserve">H–C groups, and carry no atom identity. This manuscript asks whether</w:t>
-      </w:r>
-      <w:r>
-        <w:t xml:space="preserve"> </w:t>
-      </w:r>
-      <w:r>
-        <w:t xml:space="preserve">such unassigned peak lists are rich enough to train a joint</w:t>
+        <w:t xml:space="preserve">graph is a core cheminformatics task. The general feasibility of</w:t>
+      </w:r>
+      <w:r>
+        <w:t xml:space="preserve"> </w:t>
+      </w:r>
+      <w:r>
+        <w:t xml:space="preserve">using unassigned 2-D HSQC peak sets as permutation-invariant set</w:t>
+      </w:r>
+      <w:r>
+        <w:t xml:space="preserve"> </w:t>
+      </w:r>
+      <w:r>
+        <w:t xml:space="preserve">supervision for joint</w:t>
       </w:r>
       <w:r>
         <w:t xml:space="preserve"> </w:t>
@@ -278,7 +242,64 @@
         </m:sSup>
       </m:oMath>
       <w:r>
-        <w:t xml:space="preserve">C shift predictor, and answers in the affirmative.</w:t>
+        <w:t xml:space="preserve">C prediction was recently</w:t>
+      </w:r>
+      <w:r>
+        <w:t xml:space="preserve"> </w:t>
+      </w:r>
+      <w:r>
+        <w:t xml:space="preserve">established in concurrent work by</w:t>
+      </w:r>
+      <w:r>
+        <w:t xml:space="preserve"> </w:t>
+      </w:r>
+      <w:r>
+        <w:rPr>
+          <w:b/>
+          <w:bCs/>
+        </w:rPr>
+        <w:t xml:space="preserve">Jin et al., arXiv:2601.18524</w:t>
+      </w:r>
+      <w:r>
+        <w:rPr>
+          <w:b/>
+          <w:bCs/>
+        </w:rPr>
+        <w:t xml:space="preserve"> </w:t>
+      </w:r>
+      <w:r>
+        <w:rPr>
+          <w:b/>
+          <w:bCs/>
+        </w:rPr>
+        <w:t xml:space="preserve">(January 2026)</w:t>
+      </w:r>
+      <w:r>
+        <w:t xml:space="preserve">, via exact Hungarian bipartite matching on millions</w:t>
+      </w:r>
+      <w:r>
+        <w:t xml:space="preserve"> </w:t>
+      </w:r>
+      <w:r>
+        <w:t xml:space="preserve">of literature-extracted spectra. The present manuscript does not</w:t>
+      </w:r>
+      <w:r>
+        <w:t xml:space="preserve"> </w:t>
+      </w:r>
+      <w:r>
+        <w:t xml:space="preserve">claim priority on that formulation; it contributes four technical</w:t>
+      </w:r>
+      <w:r>
+        <w:t xml:space="preserve"> </w:t>
+      </w:r>
+      <w:r>
+        <w:t xml:space="preserve">and statistical advances that Jin et al. do not report on, all</w:t>
+      </w:r>
+      <w:r>
+        <w:t xml:space="preserve"> </w:t>
+      </w:r>
+      <w:r>
+        <w:t xml:space="preserve">specifically relevant to small-scale, chemistry-driven deployment.</w:t>
       </w:r>
     </w:p>
     <w:p>
@@ -286,7 +307,7 @@
         <w:pStyle w:val="BodyText"/>
       </w:pPr>
       <w:r>
-        <w:t xml:space="preserve">The paper introduces a</w:t>
+        <w:t xml:space="preserve">First, a</w:t>
       </w:r>
       <w:r>
         <w:t xml:space="preserve"> </w:t>
@@ -296,50 +317,26 @@
           <w:b/>
           <w:bCs/>
         </w:rPr>
-        <w:t xml:space="preserve">sliced sort-match loss</w:t>
-      </w:r>
-      <w:r>
-        <w:t xml:space="preserve"> </w:t>
-      </w:r>
-      <w:r>
-        <w:t xml:space="preserve">— a</w:t>
-      </w:r>
-      <w:r>
-        <w:t xml:space="preserve"> </w:t>
-      </w:r>
-      <w:r>
-        <w:t xml:space="preserve">sliced-Wasserstein construction that turns a 2-D optimal-transport</w:t>
-      </w:r>
-      <w:r>
-        <w:t xml:space="preserve"> </w:t>
-      </w:r>
-      <w:r>
-        <w:t xml:space="preserve">problem between predicted and observed HSQC multisets into a small</w:t>
-      </w:r>
-      <w:r>
-        <w:t xml:space="preserve"> </w:t>
-      </w:r>
-      <w:r>
-        <w:t xml:space="preserve">number of differentiable 1-D sort problems — and uses it as a</w:t>
-      </w:r>
-      <w:r>
-        <w:t xml:space="preserve"> </w:t>
-      </w:r>
-      <w:r>
-        <w:t xml:space="preserve">semi-supervised objective on top of a four-layer graph isomorphism</w:t>
-      </w:r>
-      <w:r>
-        <w:t xml:space="preserve"> </w:t>
-      </w:r>
-      <w:r>
-        <w:t xml:space="preserve">network. On a 1,542-molecule NMRShiftDB2 subset, with only</w:t>
-      </w:r>
-      <w:r>
-        <w:t xml:space="preserve"> </w:t>
-      </w:r>
-      <m:oMath>
-        <m:r>
-          <m:t>10</m:t>
+        <w:t xml:space="preserve">Bonferroni-corrected split-conformal calibration</w:t>
+      </w:r>
+      <w:r>
+        <w:t xml:space="preserve"> </w:t>
+      </w:r>
+      <w:r>
+        <w:t xml:space="preserve">that</w:t>
+      </w:r>
+      <w:r>
+        <w:t xml:space="preserve"> </w:t>
+      </w:r>
+      <w:r>
+        <w:t xml:space="preserve">delivers a rigorous</w:t>
+      </w:r>
+      <w:r>
+        <w:t xml:space="preserve"> </w:t>
+      </w:r>
+      <m:oMath>
+        <m:r>
+          <m:t>94.8</m:t>
         </m:r>
         <m:r>
           <m:rPr>
@@ -352,40 +349,34 @@
         <w:t xml:space="preserve"> </w:t>
       </w:r>
       <w:r>
-        <w:t xml:space="preserve">of</w:t>
-      </w:r>
-      <w:r>
-        <w:t xml:space="preserve"> </w:t>
-      </w:r>
-      <w:r>
-        <w:t xml:space="preserve">molecules providing atom-assigned</w:t>
-      </w:r>
-      <w:r>
-        <w:t xml:space="preserve"> </w:t>
-      </w:r>
-      <m:oMath>
-        <m:sSup>
-          <m:e>
-            <m:r>
-              <m:t>​</m:t>
-            </m:r>
-          </m:e>
-          <m:sup>
-            <m:r>
-              <m:t>13</m:t>
-            </m:r>
-          </m:sup>
-        </m:sSup>
-      </m:oMath>
-      <w:r>
-        <w:t xml:space="preserve">C labels and the remaining</w:t>
-      </w:r>
-      <w:r>
-        <w:t xml:space="preserve"> </w:t>
-      </w:r>
-      <m:oMath>
-        <m:r>
-          <m:t>90</m:t>
+        <w:t xml:space="preserve">molecule-level coverage guarantee at</w:t>
+      </w:r>
+      <w:r>
+        <w:t xml:space="preserve"> </w:t>
+      </w:r>
+      <m:oMath>
+        <m:r>
+          <m:t>α</m:t>
+        </m:r>
+        <m:r>
+          <m:rPr>
+            <m:sty m:val="p"/>
+          </m:rPr>
+          <m:t>=</m:t>
+        </m:r>
+        <m:r>
+          <m:t>0.05</m:t>
+        </m:r>
+      </m:oMath>
+      <w:r>
+        <w:t xml:space="preserve">, alongside per-atom coverage of</w:t>
+      </w:r>
+      <w:r>
+        <w:t xml:space="preserve"> </w:t>
+      </w:r>
+      <m:oMath>
+        <m:r>
+          <m:t>95.2</m:t>
         </m:r>
         <m:r>
           <m:rPr>
@@ -398,230 +389,36 @@
         <w:t xml:space="preserve"> </w:t>
       </w:r>
       <w:r>
-        <w:t xml:space="preserve">contributing HSQC peak lists, the model reaches</w:t>
-      </w:r>
-      <w:r>
-        <w:t xml:space="preserve"> </w:t>
-      </w:r>
-      <m:oMath>
-        <m:r>
-          <m:t>4.53</m:t>
+        <w:t xml:space="preserve">/</w:t>
+      </w:r>
+      <w:r>
+        <w:t xml:space="preserve"> </w:t>
+      </w:r>
+      <m:oMath>
+        <m:r>
+          <m:t>96.7</m:t>
         </m:r>
         <m:r>
           <m:rPr>
             <m:sty m:val="p"/>
           </m:rPr>
-          <m:t>±</m:t>
-        </m:r>
-        <m:r>
-          <m:t>0.11</m:t>
-        </m:r>
-      </m:oMath>
-      <w:r>
-        <w:t xml:space="preserve"> </w:t>
-      </w:r>
-      <w:r>
-        <w:t xml:space="preserve">ppm</w:t>
-      </w:r>
-      <w:r>
-        <w:t xml:space="preserve"> </w:t>
-      </w:r>
-      <m:oMath>
-        <m:sSup>
-          <m:e>
-            <m:r>
-              <m:t>​</m:t>
-            </m:r>
-          </m:e>
-          <m:sup>
-            <m:r>
-              <m:t>13</m:t>
-            </m:r>
-          </m:sup>
-        </m:sSup>
-      </m:oMath>
-      <w:r>
-        <w:t xml:space="preserve">C and</w:t>
-      </w:r>
-      <w:r>
-        <w:t xml:space="preserve"> </w:t>
-      </w:r>
-      <m:oMath>
-        <m:r>
-          <m:t>0.35</m:t>
-        </m:r>
-        <m:r>
-          <m:rPr>
-            <m:sty m:val="p"/>
-          </m:rPr>
-          <m:t>±</m:t>
-        </m:r>
-        <m:r>
-          <m:t>0.02</m:t>
-        </m:r>
-      </m:oMath>
-      <w:r>
-        <w:t xml:space="preserve"> </w:t>
-      </w:r>
-      <w:r>
-        <w:t xml:space="preserve">ppm</w:t>
-      </w:r>
-      <w:r>
-        <w:t xml:space="preserve"> </w:t>
-      </w:r>
-      <m:oMath>
-        <m:sSup>
-          <m:e>
-            <m:r>
-              <m:t>​</m:t>
-            </m:r>
-          </m:e>
-          <m:sup>
-            <m:r>
-              <m:t>1</m:t>
-            </m:r>
-          </m:sup>
-        </m:sSup>
-      </m:oMath>
-      <w:r>
-        <w:t xml:space="preserve">H test MAE</w:t>
-      </w:r>
-      <w:r>
-        <w:t xml:space="preserve"> </w:t>
-      </w:r>
-      <w:r>
-        <w:rPr>
-          <w:i/>
-          <w:iCs/>
-        </w:rPr>
-        <w:t xml:space="preserve">without ever seeing an atom-assigned</w:t>
-      </w:r>
-      <w:r>
-        <w:rPr>
-          <w:i/>
-          <w:iCs/>
-        </w:rPr>
-        <w:t xml:space="preserve"> </w:t>
-      </w:r>
-      <m:oMath>
-        <m:sSup>
-          <m:e>
-            <m:r>
-              <m:t>​</m:t>
-            </m:r>
-          </m:e>
-          <m:sup>
-            <m:r>
-              <m:t>1</m:t>
-            </m:r>
-          </m:sup>
-        </m:sSup>
-      </m:oMath>
-      <w:r>
-        <w:rPr>
-          <w:i/>
-          <w:iCs/>
-        </w:rPr>
-        <w:t xml:space="preserve">H label</w:t>
-      </w:r>
-      <w:r>
-        <w:t xml:space="preserve">. A causal</w:t>
-      </w:r>
-      <w:r>
-        <w:t xml:space="preserve"> </w:t>
-      </w:r>
-      <w:r>
-        <w:t xml:space="preserve">audit in which the</w:t>
-      </w:r>
-      <w:r>
-        <w:t xml:space="preserve"> </w:t>
-      </w:r>
-      <m:oMath>
-        <m:sSup>
-          <m:e>
-            <m:r>
-              <m:t>​</m:t>
-            </m:r>
-          </m:e>
-          <m:sup>
-            <m:r>
-              <m:t>1</m:t>
-            </m:r>
-          </m:sup>
-        </m:sSup>
-      </m:oMath>
-      <w:r>
-        <w:t xml:space="preserve">H coordinate of every HSQC target is zeroed</w:t>
-      </w:r>
-      <w:r>
-        <w:t xml:space="preserve"> </w:t>
-      </w:r>
-      <w:r>
-        <w:t xml:space="preserve">confirms that the</w:t>
-      </w:r>
-      <w:r>
-        <w:t xml:space="preserve"> </w:t>
-      </w:r>
-      <m:oMath>
-        <m:sSup>
-          <m:e>
-            <m:r>
-              <m:t>​</m:t>
-            </m:r>
-          </m:e>
-          <m:sup>
-            <m:r>
-              <m:t>1</m:t>
-            </m:r>
-          </m:sup>
-        </m:sSup>
-      </m:oMath>
-      <w:r>
-        <w:t xml:space="preserve">H head learns from the HSQC signal itself</w:t>
-      </w:r>
-      <w:r>
-        <w:t xml:space="preserve"> </w:t>
-      </w:r>
-      <w:r>
-        <w:t xml:space="preserve">rather than from gradient leakage through the</w:t>
-      </w:r>
-      <w:r>
-        <w:t xml:space="preserve"> </w:t>
-      </w:r>
-      <m:oMath>
-        <m:sSup>
-          <m:e>
-            <m:r>
-              <m:t>​</m:t>
-            </m:r>
-          </m:e>
-          <m:sup>
-            <m:r>
-              <m:t>13</m:t>
-            </m:r>
-          </m:sup>
-        </m:sSup>
-      </m:oMath>
-      <w:r>
-        <w:t xml:space="preserve">C head. I wrap</w:t>
-      </w:r>
-      <w:r>
-        <w:t xml:space="preserve"> </w:t>
-      </w:r>
-      <w:r>
-        <w:t xml:space="preserve">the predictor with split-conformal calibration for both per-atom</w:t>
-      </w:r>
-      <w:r>
-        <w:t xml:space="preserve"> </w:t>
-      </w:r>
-      <w:r>
-        <w:t xml:space="preserve">and Bonferroni-corrected molecule-level guarantees, and demonstrate</w:t>
-      </w:r>
-      <w:r>
-        <w:t xml:space="preserve"> </w:t>
-      </w:r>
-      <w:r>
-        <w:t xml:space="preserve">a 3.5-fold discrimination ratio against constitutional isomers.</w:t>
+          <m:t>%</m:t>
+        </m:r>
+      </m:oMath>
+      <w:r>
+        <w:t xml:space="preserve">.</w:t>
+      </w:r>
+      <w:r>
+        <w:t xml:space="preserve"> </w:t>
+      </w:r>
+      <w:r>
+        <w:t xml:space="preserve">We are not aware of a prior NMR chemical-shift predictor that ships</w:t>
+      </w:r>
+      <w:r>
+        <w:t xml:space="preserve"> </w:t>
+      </w:r>
+      <w:r>
+        <w:t xml:space="preserve">with a formal molecule-level uncertainty certificate.</w:t>
       </w:r>
     </w:p>
     <w:p>
@@ -629,136 +426,203 @@
         <w:pStyle w:val="BodyText"/>
       </w:pPr>
       <w:r>
-        <w:t xml:space="preserve">This work fits</w:t>
-      </w:r>
-      <w:r>
-        <w:t xml:space="preserve"> </w:t>
-      </w:r>
-      <w:r>
-        <w:rPr>
-          <w:i/>
-          <w:iCs/>
-        </w:rPr>
-        <w:t xml:space="preserve">Journal of Cheminformatics</w:t>
-      </w:r>
-      <w:r>
-        <w:t xml:space="preserve"> </w:t>
-      </w:r>
-      <w:r>
-        <w:t xml:space="preserve">because its target</w:t>
-      </w:r>
-      <w:r>
-        <w:t xml:space="preserve"> </w:t>
-      </w:r>
-      <w:r>
-        <w:t xml:space="preserve">problem — extracting weak supervision from unassigned literature</w:t>
-      </w:r>
-      <w:r>
-        <w:t xml:space="preserve"> </w:t>
-      </w:r>
-      <w:r>
-        <w:t xml:space="preserve">spectra — is a cheminformatics problem that would lose chemical</w:t>
-      </w:r>
-      <w:r>
-        <w:t xml:space="preserve"> </w:t>
-      </w:r>
-      <w:r>
-        <w:t xml:space="preserve">context in a pure machine-learning venue, and because the entire</w:t>
-      </w:r>
-      <w:r>
-        <w:t xml:space="preserve"> </w:t>
-      </w:r>
-      <w:r>
-        <w:t xml:space="preserve">pipeline is fully reproducible: code, dataset filters, trained</w:t>
-      </w:r>
-      <w:r>
-        <w:t xml:space="preserve"> </w:t>
-      </w:r>
-      <w:r>
-        <w:t xml:space="preserve">checkpoints, conformal quantile tables, per-seed result JSONs, and</w:t>
-      </w:r>
-      <w:r>
-        <w:t xml:space="preserve"> </w:t>
-      </w:r>
-      <w:r>
-        <w:t xml:space="preserve">figure-generation scripts are archived at</w:t>
-      </w:r>
-      <w:r>
-        <w:t xml:space="preserve"> </w:t>
-      </w:r>
-      <w:r>
-        <w:t xml:space="preserve"> </w:t>
-      </w:r>
-      <w:r>
-        <w:t xml:space="preserve">under MIT</w:t>
-      </w:r>
-      <w:r>
-        <w:t xml:space="preserve"> </w:t>
-      </w:r>
-      <w:r>
-        <w:t xml:space="preserve">(software) and CC-BY 4.0 (documentation). The full pipeline runs</w:t>
-      </w:r>
-      <w:r>
-        <w:t xml:space="preserve"> </w:t>
-      </w:r>
-      <w:r>
-        <w:t xml:space="preserve">deterministically in about 26 minutes on a consumer GPU, matching</w:t>
-      </w:r>
-      <w:r>
-        <w:t xml:space="preserve"> </w:t>
-      </w:r>
-      <w:r>
-        <w:t xml:space="preserve">the journal’s standing requirement that published research be</w:t>
-      </w:r>
-      <w:r>
-        <w:t xml:space="preserve"> </w:t>
-      </w:r>
-      <w:r>
-        <w:t xml:space="preserve">reproducible by third parties without registration or restrictive</w:t>
-      </w:r>
-      <w:r>
-        <w:t xml:space="preserve"> </w:t>
-      </w:r>
-      <w:r>
-        <w:t xml:space="preserve">licensing. Honest limitations — validation on NMRShiftDB2-derived</w:t>
-      </w:r>
-      <w:r>
-        <w:t xml:space="preserve"> </w:t>
-      </w:r>
-      <w:r>
-        <w:t xml:space="preserve">rather than scraped literature HSQC data, absolute accuracy below</w:t>
-      </w:r>
-      <w:r>
-        <w:t xml:space="preserve"> </w:t>
-      </w:r>
-      <w:r>
-        <w:t xml:space="preserve">NMRNet, and a</w:t>
-      </w:r>
-      <w:r>
-        <w:t xml:space="preserve"> </w:t>
-      </w:r>
-      <m:oMath>
-        <m:r>
-          <m:t>22</m:t>
-        </m:r>
-        <m:r>
-          <m:rPr>
-            <m:sty m:val="p"/>
-          </m:rPr>
-          <m:t>%</m:t>
-        </m:r>
-      </m:oMath>
-      <w:r>
-        <w:t xml:space="preserve"> </w:t>
-      </w:r>
-      <w:r>
-        <w:t xml:space="preserve">false-positive rate against constitutional</w:t>
-      </w:r>
-      <w:r>
-        <w:t xml:space="preserve"> </w:t>
-      </w:r>
-      <w:r>
-        <w:t xml:space="preserve">isomers — are reported up front.</w:t>
+        <w:t xml:space="preserve">Second, a</w:t>
+      </w:r>
+      <w:r>
+        <w:t xml:space="preserve"> </w:t>
+      </w:r>
+      <w:r>
+        <w:rPr>
+          <w:b/>
+          <w:bCs/>
+        </w:rPr>
+        <w:t xml:space="preserve">causal</w:t>
+      </w:r>
+      <w:r>
+        <w:rPr>
+          <w:b/>
+          <w:bCs/>
+        </w:rPr>
+        <w:t xml:space="preserve"> </w:t>
+      </w:r>
+      <m:oMath>
+        <m:sSup>
+          <m:e>
+            <m:r>
+              <m:t>​</m:t>
+            </m:r>
+          </m:e>
+          <m:sup>
+            <m:r>
+              <m:t>1</m:t>
+            </m:r>
+          </m:sup>
+        </m:sSup>
+      </m:oMath>
+      <w:r>
+        <w:rPr>
+          <w:b/>
+          <w:bCs/>
+        </w:rPr>
+        <w:t xml:space="preserve">H-zeroing audit</w:t>
+      </w:r>
+      <w:r>
+        <w:t xml:space="preserve"> </w:t>
+      </w:r>
+      <w:r>
+        <w:t xml:space="preserve">that rules out gradient</w:t>
+      </w:r>
+      <w:r>
+        <w:t xml:space="preserve"> </w:t>
+      </w:r>
+      <w:r>
+        <w:t xml:space="preserve">leakage from the</w:t>
+      </w:r>
+      <w:r>
+        <w:t xml:space="preserve"> </w:t>
+      </w:r>
+      <m:oMath>
+        <m:sSup>
+          <m:e>
+            <m:r>
+              <m:t>​</m:t>
+            </m:r>
+          </m:e>
+          <m:sup>
+            <m:r>
+              <m:t>13</m:t>
+            </m:r>
+          </m:sup>
+        </m:sSup>
+      </m:oMath>
+      <w:r>
+        <w:t xml:space="preserve">C head as the source of the weakly</w:t>
+      </w:r>
+      <w:r>
+        <w:t xml:space="preserve"> </w:t>
+      </w:r>
+      <w:r>
+        <w:t xml:space="preserve">supervised</w:t>
+      </w:r>
+      <w:r>
+        <w:t xml:space="preserve"> </w:t>
+      </w:r>
+      <m:oMath>
+        <m:sSup>
+          <m:e>
+            <m:r>
+              <m:t>​</m:t>
+            </m:r>
+          </m:e>
+          <m:sup>
+            <m:r>
+              <m:t>1</m:t>
+            </m:r>
+          </m:sup>
+        </m:sSup>
+      </m:oMath>
+      <w:r>
+        <w:t xml:space="preserve">H signal: zeroing the</w:t>
+      </w:r>
+      <w:r>
+        <w:t xml:space="preserve"> </w:t>
+      </w:r>
+      <m:oMath>
+        <m:sSup>
+          <m:e>
+            <m:r>
+              <m:t>​</m:t>
+            </m:r>
+          </m:e>
+          <m:sup>
+            <m:r>
+              <m:t>1</m:t>
+            </m:r>
+          </m:sup>
+        </m:sSup>
+      </m:oMath>
+      <w:r>
+        <w:t xml:space="preserve">H coordinate of every</w:t>
+      </w:r>
+      <w:r>
+        <w:t xml:space="preserve"> </w:t>
+      </w:r>
+      <w:r>
+        <w:t xml:space="preserve">HSQC training target collapses</w:t>
+      </w:r>
+      <w:r>
+        <w:t xml:space="preserve"> </w:t>
+      </w:r>
+      <m:oMath>
+        <m:sSup>
+          <m:e>
+            <m:r>
+              <m:t>​</m:t>
+            </m:r>
+          </m:e>
+          <m:sup>
+            <m:r>
+              <m:t>1</m:t>
+            </m:r>
+          </m:sup>
+        </m:sSup>
+      </m:oMath>
+      <w:r>
+        <w:t xml:space="preserve">H error from</w:t>
+      </w:r>
+      <w:r>
+        <w:t xml:space="preserve"> </w:t>
+      </w:r>
+      <m:oMath>
+        <m:r>
+          <m:t>0.35</m:t>
+        </m:r>
+      </m:oMath>
+      <w:r>
+        <w:t xml:space="preserve"> </w:t>
+      </w:r>
+      <w:r>
+        <w:t xml:space="preserve">ppm to</w:t>
+      </w:r>
+      <w:r>
+        <w:t xml:space="preserve"> </w:t>
+      </w:r>
+      <m:oMath>
+        <m:r>
+          <m:t>4.69</m:t>
+        </m:r>
+      </m:oMath>
+      <w:r>
+        <w:t xml:space="preserve"> </w:t>
+      </w:r>
+      <w:r>
+        <w:t xml:space="preserve">ppm, while</w:t>
+      </w:r>
+      <w:r>
+        <w:t xml:space="preserve"> </w:t>
+      </w:r>
+      <m:oMath>
+        <m:sSup>
+          <m:e>
+            <m:r>
+              <m:t>​</m:t>
+            </m:r>
+          </m:e>
+          <m:sup>
+            <m:r>
+              <m:t>13</m:t>
+            </m:r>
+          </m:sup>
+        </m:sSup>
+      </m:oMath>
+      <w:r>
+        <w:t xml:space="preserve">C is unchanged. This localizes the</w:t>
+      </w:r>
+      <w:r>
+        <w:t xml:space="preserve"> </w:t>
+      </w:r>
+      <w:r>
+        <w:t xml:space="preserve">supervision at the HSQC target itself.</w:t>
       </w:r>
     </w:p>
     <w:p>
@@ -766,37 +630,629 @@
         <w:pStyle w:val="BodyText"/>
       </w:pPr>
       <w:r>
+        <w:t xml:space="preserve">Third, a</w:t>
+      </w:r>
+      <w:r>
+        <w:t xml:space="preserve"> </w:t>
+      </w:r>
+      <w:r>
+        <w:rPr>
+          <w:b/>
+          <w:bCs/>
+        </w:rPr>
+        <w:t xml:space="preserve">sliced sort-match loss</w:t>
+      </w:r>
+      <w:r>
+        <w:t xml:space="preserve"> </w:t>
+      </w:r>
+      <w:r>
+        <w:t xml:space="preserve">— an</w:t>
+      </w:r>
+      <w:r>
+        <w:t xml:space="preserve"> </w:t>
+      </w:r>
+      <m:oMath>
+        <m:r>
+          <m:t>O</m:t>
+        </m:r>
+        <m:r>
+          <m:rPr>
+            <m:sty m:val="p"/>
+          </m:rPr>
+          <m:t>(</m:t>
+        </m:r>
+        <m:r>
+          <m:t>K</m:t>
+        </m:r>
+        <m:r>
+          <m:t> </m:t>
+        </m:r>
+        <m:r>
+          <m:t>n</m:t>
+        </m:r>
+        <m:r>
+          <m:rPr>
+            <m:sty m:val="p"/>
+          </m:rPr>
+          <m:t>log</m:t>
+        </m:r>
+        <m:r>
+          <m:t>n</m:t>
+        </m:r>
+        <m:r>
+          <m:rPr>
+            <m:sty m:val="p"/>
+          </m:rPr>
+          <m:t>)</m:t>
+        </m:r>
+      </m:oMath>
+      <w:r>
+        <w:t xml:space="preserve"> </w:t>
+      </w:r>
+      <w:r>
+        <w:t xml:space="preserve">sliced-Wasserstein construction that replaces the</w:t>
+      </w:r>
+      <w:r>
+        <w:t xml:space="preserve"> </w:t>
+      </w:r>
+      <m:oMath>
+        <m:r>
+          <m:t>O</m:t>
+        </m:r>
+        <m:r>
+          <m:rPr>
+            <m:sty m:val="p"/>
+          </m:rPr>
+          <m:t>(</m:t>
+        </m:r>
+        <m:sSup>
+          <m:e>
+            <m:r>
+              <m:t>n</m:t>
+            </m:r>
+          </m:e>
+          <m:sup>
+            <m:r>
+              <m:t>3</m:t>
+            </m:r>
+          </m:sup>
+        </m:sSup>
+        <m:r>
+          <m:rPr>
+            <m:sty m:val="p"/>
+          </m:rPr>
+          <m:t>)</m:t>
+        </m:r>
+      </m:oMath>
+      <w:r>
+        <w:t xml:space="preserve"> </w:t>
+      </w:r>
+      <w:r>
+        <w:t xml:space="preserve">exact</w:t>
+      </w:r>
+      <w:r>
+        <w:t xml:space="preserve"> </w:t>
+      </w:r>
+      <w:r>
+        <w:t xml:space="preserve">Hungarian update, batchable through</w:t>
+      </w:r>
+      <w:r>
+        <w:t xml:space="preserve"> </w:t>
+      </w:r>
+      <w:r>
+        <w:rPr>
+          <w:rStyle w:val="VerbatimChar"/>
+        </w:rPr>
+        <w:t xml:space="preserve">torch.sort</w:t>
+      </w:r>
+      <w:r>
+        <w:t xml:space="preserve">, with a</w:t>
+      </w:r>
+      <w:r>
+        <w:t xml:space="preserve"> </w:t>
+      </w:r>
+      <w:r>
+        <w:t xml:space="preserve">self-contained proof of the underlying 1-D sort-match theorem in</w:t>
+      </w:r>
+      <w:r>
+        <w:t xml:space="preserve"> </w:t>
+      </w:r>
+      <w:r>
+        <w:t xml:space="preserve">Supplementary S8.</w:t>
+      </w:r>
+    </w:p>
+    <w:p>
+      <w:pPr>
+        <w:pStyle w:val="BodyText"/>
+      </w:pPr>
+      <w:r>
+        <w:t xml:space="preserve">Fourth, an</w:t>
+      </w:r>
+      <w:r>
+        <w:t xml:space="preserve"> </w:t>
+      </w:r>
+      <w:r>
+        <w:rPr>
+          <w:b/>
+          <w:bCs/>
+        </w:rPr>
+        <w:t xml:space="preserve">explicit constitutional-isomer discrimination</w:t>
+      </w:r>
+      <w:r>
+        <w:rPr>
+          <w:b/>
+          <w:bCs/>
+        </w:rPr>
+        <w:t xml:space="preserve"> </w:t>
+      </w:r>
+      <w:r>
+        <w:rPr>
+          <w:b/>
+          <w:bCs/>
+        </w:rPr>
+        <w:t xml:space="preserve">experiment</w:t>
+      </w:r>
+      <w:r>
+        <w:t xml:space="preserve">: a 3.5-fold correct-to-wrong discrimination ratio on</w:t>
+      </w:r>
+      <w:r>
+        <w:t xml:space="preserve"> </w:t>
+      </w:r>
+      <w:r>
+        <w:t xml:space="preserve">the hardest (same-formula, different-connectivity) control,</w:t>
+      </w:r>
+      <w:r>
+        <w:t xml:space="preserve"> </w:t>
+      </w:r>
+      <w:r>
+        <w:t xml:space="preserve">positioned as a natural-product dereplication ranker and</w:t>
+      </w:r>
+      <w:r>
+        <w:t xml:space="preserve"> </w:t>
+      </w:r>
+      <w:r>
+        <w:t xml:space="preserve">explicitly flagged as insufficient for standalone accept/reject.</w:t>
+      </w:r>
+    </w:p>
+    <w:p>
+      <w:pPr>
+        <w:pStyle w:val="BodyText"/>
+      </w:pPr>
+      <w:r>
+        <w:t xml:space="preserve">On a 1,542-molecule NMRShiftDB2 filtered subset, with only</w:t>
+      </w:r>
+      <w:r>
+        <w:t xml:space="preserve"> </w:t>
+      </w:r>
+      <m:oMath>
+        <m:r>
+          <m:t>10</m:t>
+        </m:r>
+        <m:r>
+          <m:rPr>
+            <m:sty m:val="p"/>
+          </m:rPr>
+          <m:t>%</m:t>
+        </m:r>
+      </m:oMath>
+      <w:r>
+        <w:t xml:space="preserve"> </w:t>
+      </w:r>
+      <w:r>
+        <w:t xml:space="preserve">atom-assigned</w:t>
+      </w:r>
+      <w:r>
+        <w:t xml:space="preserve"> </w:t>
+      </w:r>
+      <m:oMath>
+        <m:sSup>
+          <m:e>
+            <m:r>
+              <m:t>​</m:t>
+            </m:r>
+          </m:e>
+          <m:sup>
+            <m:r>
+              <m:t>13</m:t>
+            </m:r>
+          </m:sup>
+        </m:sSup>
+      </m:oMath>
+      <w:r>
+        <w:t xml:space="preserve">C labels and HSQC peak lists for the remaining</w:t>
+      </w:r>
+      <w:r>
+        <w:t xml:space="preserve"> </w:t>
+      </w:r>
+      <m:oMath>
+        <m:r>
+          <m:t>90</m:t>
+        </m:r>
+        <m:r>
+          <m:rPr>
+            <m:sty m:val="p"/>
+          </m:rPr>
+          <m:t>%</m:t>
+        </m:r>
+      </m:oMath>
+      <w:r>
+        <w:t xml:space="preserve">, the model reaches</w:t>
+      </w:r>
+      <w:r>
+        <w:t xml:space="preserve"> </w:t>
+      </w:r>
+      <m:oMath>
+        <m:r>
+          <m:t>4.53</m:t>
+        </m:r>
+        <m:r>
+          <m:rPr>
+            <m:sty m:val="p"/>
+          </m:rPr>
+          <m:t>±</m:t>
+        </m:r>
+        <m:r>
+          <m:t>0.11</m:t>
+        </m:r>
+      </m:oMath>
+      <w:r>
+        <w:t xml:space="preserve"> </w:t>
+      </w:r>
+      <w:r>
+        <w:t xml:space="preserve">ppm</w:t>
+      </w:r>
+      <w:r>
+        <w:t xml:space="preserve"> </w:t>
+      </w:r>
+      <m:oMath>
+        <m:sSup>
+          <m:e>
+            <m:r>
+              <m:t>​</m:t>
+            </m:r>
+          </m:e>
+          <m:sup>
+            <m:r>
+              <m:t>13</m:t>
+            </m:r>
+          </m:sup>
+        </m:sSup>
+      </m:oMath>
+      <w:r>
+        <w:t xml:space="preserve">C and</w:t>
+      </w:r>
+      <w:r>
+        <w:t xml:space="preserve"> </w:t>
+      </w:r>
+      <m:oMath>
+        <m:r>
+          <m:t>0.35</m:t>
+        </m:r>
+        <m:r>
+          <m:rPr>
+            <m:sty m:val="p"/>
+          </m:rPr>
+          <m:t>±</m:t>
+        </m:r>
+        <m:r>
+          <m:t>0.02</m:t>
+        </m:r>
+      </m:oMath>
+      <w:r>
+        <w:t xml:space="preserve"> </w:t>
+      </w:r>
+      <w:r>
+        <w:t xml:space="preserve">ppm</w:t>
+      </w:r>
+      <w:r>
+        <w:t xml:space="preserve"> </w:t>
+      </w:r>
+      <m:oMath>
+        <m:sSup>
+          <m:e>
+            <m:r>
+              <m:t>​</m:t>
+            </m:r>
+          </m:e>
+          <m:sup>
+            <m:r>
+              <m:t>1</m:t>
+            </m:r>
+          </m:sup>
+        </m:sSup>
+      </m:oMath>
+      <w:r>
+        <w:t xml:space="preserve">H test MAE</w:t>
+      </w:r>
+      <w:r>
+        <w:t xml:space="preserve"> </w:t>
+      </w:r>
+      <w:r>
+        <w:rPr>
+          <w:i/>
+          <w:iCs/>
+        </w:rPr>
+        <w:t xml:space="preserve">without ever seeing an</w:t>
+      </w:r>
+      <w:r>
+        <w:rPr>
+          <w:i/>
+          <w:iCs/>
+        </w:rPr>
+        <w:t xml:space="preserve"> </w:t>
+      </w:r>
+      <w:r>
+        <w:rPr>
+          <w:i/>
+          <w:iCs/>
+        </w:rPr>
+        <w:t xml:space="preserve">atom-assigned</w:t>
+      </w:r>
+      <w:r>
+        <w:rPr>
+          <w:i/>
+          <w:iCs/>
+        </w:rPr>
+        <w:t xml:space="preserve"> </w:t>
+      </w:r>
+      <m:oMath>
+        <m:sSup>
+          <m:e>
+            <m:r>
+              <m:t>​</m:t>
+            </m:r>
+          </m:e>
+          <m:sup>
+            <m:r>
+              <m:t>1</m:t>
+            </m:r>
+          </m:sup>
+        </m:sSup>
+      </m:oMath>
+      <w:r>
+        <w:rPr>
+          <w:i/>
+          <w:iCs/>
+        </w:rPr>
+        <w:t xml:space="preserve">H label</w:t>
+      </w:r>
+      <w:r>
+        <w:t xml:space="preserve">. The absolute accuracy sits behind</w:t>
+      </w:r>
+      <w:r>
+        <w:t xml:space="preserve"> </w:t>
+      </w:r>
+      <w:r>
+        <w:t xml:space="preserve">both NMRNet and Jin et al. by roughly the ratio of training-corpus</w:t>
+      </w:r>
+      <w:r>
+        <w:t xml:space="preserve"> </w:t>
+      </w:r>
+      <w:r>
+        <w:t xml:space="preserve">sizes, as expected; the contributions of this paper are orthogonal</w:t>
+      </w:r>
+      <w:r>
+        <w:t xml:space="preserve"> </w:t>
+      </w:r>
+      <w:r>
+        <w:t xml:space="preserve">to that scale gap.</w:t>
+      </w:r>
+    </w:p>
+    <w:p>
+      <w:pPr>
+        <w:pStyle w:val="BodyText"/>
+      </w:pPr>
+      <w:r>
+        <w:t xml:space="preserve">This work fits</w:t>
+      </w:r>
+      <w:r>
+        <w:t xml:space="preserve"> </w:t>
+      </w:r>
+      <w:r>
+        <w:rPr>
+          <w:i/>
+          <w:iCs/>
+        </w:rPr>
+        <w:t xml:space="preserve">Journal of Cheminformatics</w:t>
+      </w:r>
+      <w:r>
+        <w:t xml:space="preserve"> </w:t>
+      </w:r>
+      <w:r>
+        <w:t xml:space="preserve">for three reasons.</w:t>
+      </w:r>
+      <w:r>
+        <w:t xml:space="preserve"> </w:t>
+      </w:r>
+      <w:r>
+        <w:t xml:space="preserve">First, the problem — extracting weak supervision from unassigned</w:t>
+      </w:r>
+      <w:r>
+        <w:t xml:space="preserve"> </w:t>
+      </w:r>
+      <w:r>
+        <w:t xml:space="preserve">literature spectra with statistical guarantees — is a</w:t>
+      </w:r>
+      <w:r>
+        <w:t xml:space="preserve"> </w:t>
+      </w:r>
+      <w:r>
+        <w:t xml:space="preserve">cheminformatics problem that would lose chemical context in a pure</w:t>
+      </w:r>
+      <w:r>
+        <w:t xml:space="preserve"> </w:t>
+      </w:r>
+      <w:r>
+        <w:t xml:space="preserve">machine-learning venue. Second, the entire pipeline is fully</w:t>
+      </w:r>
+      <w:r>
+        <w:t xml:space="preserve"> </w:t>
+      </w:r>
+      <w:r>
+        <w:t xml:space="preserve">traceable: code, dataset filters, trained checkpoints, conformal</w:t>
+      </w:r>
+      <w:r>
+        <w:t xml:space="preserve"> </w:t>
+      </w:r>
+      <w:r>
+        <w:t xml:space="preserve">quantile tables, per-seed result JSONs, and figure-generation</w:t>
+      </w:r>
+      <w:r>
+        <w:t xml:space="preserve"> </w:t>
+      </w:r>
+      <w:r>
+        <w:t xml:space="preserve">scripts are archived at the submission-frozen git tag</w:t>
+      </w:r>
+      <w:r>
+        <w:t xml:space="preserve"> </w:t>
+      </w:r>
+      <w:r>
+        <w:rPr>
+          <w:rStyle w:val="VerbatimChar"/>
+        </w:rPr>
+        <w:t xml:space="preserve">v2.0-jin-revision</w:t>
+      </w:r>
+      <w:r>
+        <w:t xml:space="preserve"> </w:t>
+      </w:r>
+      <w:r>
+        <w:t xml:space="preserve">of</w:t>
+      </w:r>
+      <w:r>
+        <w:t xml:space="preserve"> </w:t>
+      </w:r>
+      <w:r>
+        <w:t xml:space="preserve"> </w:t>
+      </w:r>
+      <w:r>
+        <w:t xml:space="preserve">under the</w:t>
+      </w:r>
+      <w:r>
+        <w:t xml:space="preserve"> </w:t>
+      </w:r>
+      <w:r>
+        <w:t xml:space="preserve">MIT license (software) and CC-BY 4.0 (documentation), with an</w:t>
+      </w:r>
+      <w:r>
+        <w:t xml:space="preserve"> </w:t>
+      </w:r>
+      <w:r>
+        <w:t xml:space="preserve">explicit table-and-figure-to-script artefact map</w:t>
+      </w:r>
+      <w:r>
+        <w:t xml:space="preserve"> </w:t>
+      </w:r>
+      <w:r>
+        <w:t xml:space="preserve">(</w:t>
+      </w:r>
+      <w:r>
+        <w:rPr>
+          <w:rStyle w:val="VerbatimChar"/>
+        </w:rPr>
+        <w:t xml:space="preserve">docs/paper_final/ARTIFACT_MAP.md</w:t>
+      </w:r>
+      <w:r>
+        <w:t xml:space="preserve">). Third, honest limitations —</w:t>
+      </w:r>
+      <w:r>
+        <w:t xml:space="preserve"> </w:t>
+      </w:r>
+      <w:r>
+        <w:t xml:space="preserve">validation on NMRShiftDB2-derived HSQC rather than scraped</w:t>
+      </w:r>
+      <w:r>
+        <w:t xml:space="preserve"> </w:t>
+      </w:r>
+      <w:r>
+        <w:t xml:space="preserve">literature peak lists, absolute accuracy below both Jin et al.</w:t>
+      </w:r>
+      <w:r>
+        <w:t xml:space="preserve"> </w:t>
+      </w:r>
+      <w:r>
+        <w:t xml:space="preserve">and NMRNet, and the</w:t>
+      </w:r>
+      <w:r>
+        <w:t xml:space="preserve"> </w:t>
+      </w:r>
+      <m:oMath>
+        <m:r>
+          <m:t>22</m:t>
+        </m:r>
+        <m:r>
+          <m:rPr>
+            <m:sty m:val="p"/>
+          </m:rPr>
+          <m:t>%</m:t>
+        </m:r>
+      </m:oMath>
+      <w:r>
+        <w:t xml:space="preserve"> </w:t>
+      </w:r>
+      <w:r>
+        <w:t xml:space="preserve">false-positive rate against</w:t>
+      </w:r>
+      <w:r>
+        <w:t xml:space="preserve"> </w:t>
+      </w:r>
+      <w:r>
+        <w:t xml:space="preserve">constitutional isomers — are reported up front in the manuscript</w:t>
+      </w:r>
+      <w:r>
+        <w:t xml:space="preserve"> </w:t>
+      </w:r>
+      <w:r>
+        <w:t xml:space="preserve">rather than buried.</w:t>
+      </w:r>
+    </w:p>
+    <w:p>
+      <w:pPr>
+        <w:pStyle w:val="BodyText"/>
+      </w:pPr>
+      <w:r>
         <w:t xml:space="preserve">The manuscript has not been published elsewhere and is not under</w:t>
       </w:r>
       <w:r>
         <w:t xml:space="preserve"> </w:t>
       </w:r>
       <w:r>
-        <w:t xml:space="preserve">consideration at any other journal. I declare no competing interests</w:t>
-      </w:r>
-      <w:r>
-        <w:t xml:space="preserve"> </w:t>
-      </w:r>
-      <w:r>
-        <w:t xml:space="preserve">and received no external funding. The work involves no human or</w:t>
-      </w:r>
-      <w:r>
-        <w:t xml:space="preserve"> </w:t>
-      </w:r>
-      <w:r>
-        <w:t xml:space="preserve">animal subjects. Code and drafts were developed with AI assistance</w:t>
-      </w:r>
-      <w:r>
-        <w:t xml:space="preserve"> </w:t>
-      </w:r>
-      <w:r>
-        <w:t xml:space="preserve">(Anthropic Claude Opus 4.6) under my direction; every numerical</w:t>
-      </w:r>
-      <w:r>
-        <w:t xml:space="preserve"> </w:t>
-      </w:r>
-      <w:r>
-        <w:t xml:space="preserve">result is reproducible from the public repository.</w:t>
+        <w:t xml:space="preserve">consideration at any other journal. I declare no competing</w:t>
+      </w:r>
+      <w:r>
+        <w:t xml:space="preserve"> </w:t>
+      </w:r>
+      <w:r>
+        <w:t xml:space="preserve">interests and received no external funding. The work involves no</w:t>
+      </w:r>
+      <w:r>
+        <w:t xml:space="preserve"> </w:t>
+      </w:r>
+      <w:r>
+        <w:t xml:space="preserve">human or animal subjects. Code and drafts were developed with AI</w:t>
+      </w:r>
+      <w:r>
+        <w:t xml:space="preserve"> </w:t>
+      </w:r>
+      <w:r>
+        <w:t xml:space="preserve">assistance (Anthropic Claude Opus 4.6) under my direction; each</w:t>
+      </w:r>
+      <w:r>
+        <w:t xml:space="preserve"> </w:t>
+      </w:r>
+      <w:r>
+        <w:t xml:space="preserve">headline number in the paper is traceable through the artefact</w:t>
+      </w:r>
+      <w:r>
+        <w:t xml:space="preserve"> </w:t>
+      </w:r>
+      <w:r>
+        <w:t xml:space="preserve">map to a specific script, seed, and result JSON at the</w:t>
+      </w:r>
+      <w:r>
+        <w:t xml:space="preserve"> </w:t>
+      </w:r>
+      <w:r>
+        <w:t xml:space="preserve">submission-frozen git tag.</w:t>
       </w:r>
     </w:p>
     <w:p>
